--- a/S1-CL1-Cloud-Design-Build/assessments/AT3/AT3-High-Availability-Student.docx
+++ b/S1-CL1-Cloud-Design-Build/assessments/AT3/AT3-High-Availability-Student.docx
@@ -942,7 +942,7 @@
           <w:p>
             <w:pPr/>
             <w:r>
-              <w:t>Achieve Satisfactory on every criterion in the Part A Assessment Criteria table (HA Design — A1 through A7)</w:t>
+              <w:t>Achieve Satisfactory on every criterion in the Part A Assessment Criteria table (HA Design — A1 through A8)</w:t>
             </w:r>
           </w:p>
           <w:p>
@@ -1271,7 +1271,7 @@
           </w:tcPr>
           <w:p>
             <w:r>
-              <w:t>A6 - §4 (overall) Design documented per business needs — your design is complete, internally consistent, and addresses YAT's business needs (99.9% availability, ≤1h RPO, ≤4h RTO, data residency)</w:t>
+              <w:t>A6 - §5 Implementation sequencing — you planned the order you would apply the HA changes during the maintenance window, giving each change a duration, its expected impact, a verification step and a rollback, and stated the total window and the buffer left</w:t>
             </w:r>
           </w:p>
         </w:tc>
@@ -1293,7 +1293,29 @@
           </w:tcPr>
           <w:p>
             <w:r>
-              <w:t>A7 - HA Design document quality — uses plain English, appropriate technical vocabulary, structure, and depth relevant to a professional consulting design deliverable</w:t>
+              <w:t>A7 - §4 (overall) Design documented per business needs — your design is complete, internally consistent, and addresses YAT's business needs (99.9% availability, ≤1h RPO, ≤4h RTO, data residency)</w:t>
+            </w:r>
+          </w:p>
+        </w:tc>
+        <w:tc>
+          <w:tcPr>
+            <w:tcW w:type="dxa" w:w="1943"/>
+          </w:tcPr>
+          <w:p>
+            <w:r>
+              <w:t>☐ Yes  ☐ No</w:t>
+            </w:r>
+          </w:p>
+        </w:tc>
+      </w:tr>
+      <w:tr>
+        <w:tc>
+          <w:tcPr>
+            <w:tcW w:type="dxa" w:w="8797"/>
+          </w:tcPr>
+          <w:p>
+            <w:r>
+              <w:t>A8 - HA Design document quality — uses plain English, appropriate technical vocabulary, structure, and depth relevant to a professional consulting design deliverable</w:t>
             </w:r>
           </w:p>
         </w:tc>

--- a/S1-CL1-Cloud-Design-Build/assessments/AT3/AT3-High-Availability-Student.docx
+++ b/S1-CL1-Cloud-Design-Build/assessments/AT3/AT3-High-Availability-Student.docx
@@ -9302,7 +9302,7 @@
           <w:b w:val="0"/>
           <w:sz w:val="21"/>
         </w:rPr>
-        <w:t>Give the stack a name, provide any parameters it asks for, and launch it.</w:t>
+        <w:t>Give the stack a name. Every parameter is defaulted except the database master password — type one of at least 8 characters and keep a note of it. Then launch the stack.</w:t>
       </w:r>
     </w:p>
     <w:p>
@@ -9342,7 +9342,7 @@
           <w:b w:val="0"/>
           <w:sz w:val="21"/>
         </w:rPr>
-        <w:t>Open the load balancer's DNS name in a browser and confirm the placeholder page loads.</w:t>
+        <w:t>Open the load balancer's DNS name in a browser and confirm the placeholder page loads. Type http:// in front of it — the load balancer only listens on HTTP port 80, and a browser left to itself will try HTTPS and fail.</w:t>
       </w:r>
     </w:p>
     <w:p/>
@@ -10644,6 +10644,28 @@
     <w:p/>
     <w:p>
       <w:pPr>
+        <w:spacing w:before="80" w:after="160"/>
+        <w:ind w:left="227"/>
+      </w:pPr>
+      <w:r>
+        <w:rPr>
+          <w:b/>
+          <w:color w:val="C5613B"/>
+          <w:sz w:val="19"/>
+        </w:rPr>
+        <w:t xml:space="preserve">Environment constraint </w:t>
+      </w:r>
+      <w:r>
+        <w:rPr>
+          <w:i/>
+          <w:color w:val="C5613B"/>
+          <w:sz w:val="19"/>
+        </w:rPr>
+        <w:t>a new instance is not healthy the moment it launches. It has to boot and install its web server first, and while that happens the target group reports it Unhealthy with Request timed out — correctly, because nothing is listening on port 80 yet. On Windows it takes about six minutes, and can take ten. Wait for it. Do not change settings, terminate the instance or start over: an instance that looks stuck is almost always one that is still installing, and intervening is how you turn a five-minute wait into a rebuild.</w:t>
+      </w:r>
+    </w:p>
+    <w:p>
+      <w:pPr>
         <w:spacing w:after="60"/>
       </w:pPr>
       <w:r>
@@ -11728,7 +11750,7 @@
           <w:b w:val="0"/>
           <w:sz w:val="21"/>
         </w:rPr>
-        <w:t>Open the load balancer's DNS name in a browser and confirm the placeholder page loads.</w:t>
+        <w:t>Open the load balancer's DNS name in a browser — with http:// in front — and confirm the placeholder page loads.</w:t>
       </w:r>
     </w:p>
     <w:p>
@@ -11959,7 +11981,7 @@
           <w:b w:val="0"/>
           <w:sz w:val="21"/>
         </w:rPr>
-        <w:t>Open the load balancer's address in a browser and set it refreshing, or keep reloading it by hand. This is how you will see whether the LMS stayed up.</w:t>
+        <w:t>Open the load balancer's address in a browser (http://, not https://) and set it refreshing, or keep reloading it by hand. This is how you will see whether the LMS stayed up.</w:t>
       </w:r>
     </w:p>
     <w:p>

--- a/S1-CL1-Cloud-Design-Build/assessments/AT3/AT3-High-Availability-Student.docx
+++ b/S1-CL1-Cloud-Design-Build/assessments/AT3/AT3-High-Availability-Student.docx
@@ -1429,7 +1429,7 @@
           </w:tcPr>
           <w:p>
             <w:r>
-              <w:t>A16 Sign-off (task 28) — the YAT ICT Manager has accepted the work and the sign-off block is completed and signed</w:t>
+              <w:t>A16 Filing (task 28) — you named where you filed the completed workbook and which YAT policy required that location</w:t>
             </w:r>
           </w:p>
         </w:tc>
@@ -1451,7 +1451,7 @@
           </w:tcPr>
           <w:p>
             <w:r>
-              <w:t>A17 Filing (task 29) — you named where you filed the completed workbook and which YAT policy required that location</w:t>
+              <w:t>A17 Knowledge questions (Q1–Q6) — you answered all six with reference to your own design and your own build, in clear written English</w:t>
             </w:r>
           </w:p>
         </w:tc>
@@ -1473,29 +1473,7 @@
           </w:tcPr>
           <w:p>
             <w:r>
-              <w:t>A18 Knowledge questions (Q1–Q6) — you answered all six with reference to your own design and your own build, in clear written English</w:t>
-            </w:r>
-          </w:p>
-        </w:tc>
-        <w:tc>
-          <w:tcPr>
-            <w:tcW w:type="dxa" w:w="1943"/>
-          </w:tcPr>
-          <w:p>
-            <w:r>
-              <w:t>☐ Yes  ☐ No</w:t>
-            </w:r>
-          </w:p>
-        </w:tc>
-      </w:tr>
-      <w:tr>
-        <w:tc>
-          <w:tcPr>
-            <w:tcW w:type="dxa" w:w="8797"/>
-          </w:tcPr>
-          <w:p>
-            <w:r>
-              <w:t>A19 Reflection (R1–R3) — three honest reflective responses, all specific to your own work</w:t>
+              <w:t>A18 Reflection (R1–R3) — three honest reflective responses, all specific to your own work</w:t>
             </w:r>
           </w:p>
         </w:tc>
@@ -11790,7 +11768,7 @@
           <w:b w:val="0"/>
           <w:sz w:val="21"/>
         </w:rPr>
-        <w:t>Connect to one instance with Session Manager and confirm it reaches the database on port 3306.</w:t>
+        <w:t>Connect to one instance with Session Manager and run the first command below. TcpTestSucceeded : True means the application tier reaches the database privately. Get the endpoint from RDS → Databases → your database → Connectivity &amp; security.</w:t>
       </w:r>
     </w:p>
     <w:p>
@@ -11810,7 +11788,7 @@
           <w:b w:val="0"/>
           <w:sz w:val="21"/>
         </w:rPr>
-        <w:t>Confirm the database is still not reachable from the internet.</w:t>
+        <w:t>Now run the same command on your OWN computer, not on the instance — the second one below. It must FAIL. That timeout is the evidence: the database has no public address and its security group accepts the application tier only. Confirm it alongside RDS → Connectivity &amp; security, where Publicly accessible reads No.</w:t>
       </w:r>
     </w:p>
     <w:p/>
@@ -11824,7 +11802,7 @@
           <w:i w:val="0"/>
           <w:sz w:val="21"/>
         </w:rPr>
-        <w:t>Run this on the instance</w:t>
+        <w:t>Run these</w:t>
       </w:r>
     </w:p>
     <w:tbl>
@@ -11856,7 +11834,90 @@
                 <w:rFonts w:ascii="Consolas" w:hAnsi="Consolas"/>
                 <w:sz w:val="18"/>
               </w:rPr>
+              <w:t># on the instance, via Session Manager - expect TcpTestSucceeded : True</w:t>
+            </w:r>
+          </w:p>
+          <w:p>
+            <w:pPr>
+              <w:spacing w:after="0"/>
+            </w:pPr>
+            <w:r>
+              <w:rPr>
+                <w:rFonts w:ascii="Consolas" w:hAnsi="Consolas"/>
+                <w:sz w:val="18"/>
+              </w:rPr>
               <w:t>Test-NetConnection &lt;YOUR-DB-ENDPOINT&gt; -Port 3306</w:t>
+            </w:r>
+          </w:p>
+          <w:p>
+            <w:pPr>
+              <w:spacing w:after="0"/>
+            </w:pPr>
+            <w:r>
+              <w:rPr>
+                <w:rFonts w:ascii="Consolas" w:hAnsi="Consolas"/>
+                <w:sz w:val="18"/>
+              </w:rPr>
+            </w:r>
+          </w:p>
+          <w:p>
+            <w:pPr>
+              <w:spacing w:after="0"/>
+            </w:pPr>
+            <w:r>
+              <w:rPr>
+                <w:rFonts w:ascii="Consolas" w:hAnsi="Consolas"/>
+                <w:sz w:val="18"/>
+              </w:rPr>
+              <w:t># on your own computer - expect it to time out and fail</w:t>
+            </w:r>
+          </w:p>
+          <w:p>
+            <w:pPr>
+              <w:spacing w:after="0"/>
+            </w:pPr>
+            <w:r>
+              <w:rPr>
+                <w:rFonts w:ascii="Consolas" w:hAnsi="Consolas"/>
+                <w:sz w:val="18"/>
+              </w:rPr>
+              <w:t># Windows, in PowerShell:</w:t>
+            </w:r>
+          </w:p>
+          <w:p>
+            <w:pPr>
+              <w:spacing w:after="0"/>
+            </w:pPr>
+            <w:r>
+              <w:rPr>
+                <w:rFonts w:ascii="Consolas" w:hAnsi="Consolas"/>
+                <w:sz w:val="18"/>
+              </w:rPr>
+              <w:t>Test-NetConnection &lt;YOUR-DB-ENDPOINT&gt; -Port 3306</w:t>
+            </w:r>
+          </w:p>
+          <w:p>
+            <w:pPr>
+              <w:spacing w:after="0"/>
+            </w:pPr>
+            <w:r>
+              <w:rPr>
+                <w:rFonts w:ascii="Consolas" w:hAnsi="Consolas"/>
+                <w:sz w:val="18"/>
+              </w:rPr>
+              <w:t># macOS or Linux, in Terminal:</w:t>
+            </w:r>
+          </w:p>
+          <w:p>
+            <w:pPr>
+              <w:spacing w:after="0"/>
+            </w:pPr>
+            <w:r>
+              <w:rPr>
+                <w:rFonts w:ascii="Consolas" w:hAnsi="Consolas"/>
+                <w:sz w:val="18"/>
+              </w:rPr>
+              <w:t>nc -zv -w 10 &lt;YOUR-DB-ENDPOINT&gt; 3306</w:t>
             </w:r>
           </w:p>
         </w:tc>
@@ -11920,7 +11981,7 @@
                 <w:color w:val="6B6660"/>
                 <w:sz w:val="19"/>
               </w:rPr>
-              <w:t>the browser showing the page, the target group showing two healthy targets in two zones, and the port test returning TcpTestSucceeded : True.</w:t>
+              <w:t>the browser showing the page, the target group showing two healthy targets in two zones, the port test from the instance returning TcpTestSucceeded : True, and the same test from your own computer failing.</w:t>
             </w:r>
           </w:p>
         </w:tc>
@@ -12124,7 +12185,7 @@
                 <w:color w:val="6B6660"/>
                 <w:sz w:val="19"/>
               </w:rPr>
-              <w:t>the failure you caused and the evidence the service survived it — the console showing the terminated instance or the failover event, plus what the browser did.</w:t>
+              <w:t>three things, whichever simulation you ran: the ACTION you took (the terminating instance, or the RDS event showing the failover); the SERVICE while it happened (your browser still loading the page — include a clock or timestamp if you can); and the RECOVERY (the Auto Scaling group activity showing the replacement, or the target group returning to healthy). If the service did go down, capture that honestly — a recorded outage is evidence, and you compare it against what you predicted in task 18.</w:t>
             </w:r>
           </w:p>
         </w:tc>
@@ -13340,476 +13401,6 @@
           <w:sz w:val="16"/>
         </w:rPr>
         <w:t>TASK 28</w:t>
-      </w:r>
-    </w:p>
-    <w:p>
-      <w:pPr>
-        <w:pStyle w:val="Heading2"/>
-      </w:pPr>
-      <w:r>
-        <w:rPr>
-          <w:color w:val="1F5A5C"/>
-        </w:rPr>
-        <w:t>Get it signed off</w:t>
-      </w:r>
-    </w:p>
-    <w:p>
-      <w:pPr>
-        <w:spacing w:after="120"/>
-      </w:pPr>
-      <w:r>
-        <w:rPr>
-          <w:b w:val="0"/>
-          <w:i w:val="0"/>
-          <w:sz w:val="21"/>
-        </w:rPr>
-        <w:t>The engagement closes when the ICT Manager accepts the work. Have them sign below.</w:t>
-      </w:r>
-    </w:p>
-    <w:p>
-      <w:pPr>
-        <w:spacing w:after="60"/>
-      </w:pPr>
-      <w:r>
-        <w:rPr>
-          <w:b/>
-          <w:i w:val="0"/>
-          <w:sz w:val="19"/>
-        </w:rPr>
-        <w:t>Related resources</w:t>
-      </w:r>
-    </w:p>
-    <w:p>
-      <w:pPr>
-        <w:spacing w:after="60"/>
-        <w:ind w:left="340"/>
-      </w:pPr>
-      <w:r>
-        <w:rPr>
-          <w:sz w:val="19"/>
-        </w:rPr>
-        <w:t xml:space="preserve">•  </w:t>
-      </w:r>
-      <w:hyperlink r:id="rId25">
-        <w:r>
-          <w:rPr>
-            <w:sz w:val="19"/>
-            <w:color w:val="0563C1"/>
-            <w:u w:val="single"/>
-          </w:rPr>
-          <w:t>Change Management Procedure — who is authorised to accept a completed change</w:t>
-        </w:r>
-      </w:hyperlink>
-    </w:p>
-    <w:p/>
-    <w:tbl>
-      <w:tblPr>
-        <w:tblW w:type="auto" w:w="0"/>
-        <w:tblLook w:firstColumn="1" w:firstRow="1" w:lastColumn="0" w:lastRow="0" w:noHBand="0" w:noVBand="1" w:val="04A0"/>
-      </w:tblPr>
-      <w:tblGrid>
-        <w:gridCol w:w="2093"/>
-        <w:gridCol w:w="2093"/>
-        <w:gridCol w:w="2093"/>
-        <w:gridCol w:w="2093"/>
-        <w:gridCol w:w="2093"/>
-      </w:tblGrid>
-      <w:tr>
-        <w:tc>
-          <w:tcPr>
-            <w:tcW w:type="dxa" w:w="2093"/>
-            <w:tcBorders>
-              <w:top w:val="single" w:sz="4" w:space="0" w:color="E4DED3"/>
-              <w:left w:val="single" w:sz="4" w:space="0" w:color="E4DED3"/>
-              <w:bottom w:val="single" w:sz="4" w:space="0" w:color="E4DED3"/>
-              <w:right w:val="single" w:sz="4" w:space="0" w:color="E4DED3"/>
-            </w:tcBorders>
-            <w:shd w:val="clear" w:color="auto" w:fill="F8F4ED"/>
-          </w:tcPr>
-          <w:p>
-            <w:r>
-              <w:rPr>
-                <w:b/>
-                <w:sz w:val="18"/>
-              </w:rPr>
-              <w:t>Role</w:t>
-            </w:r>
-          </w:p>
-        </w:tc>
-        <w:tc>
-          <w:tcPr>
-            <w:tcW w:type="dxa" w:w="2093"/>
-            <w:tcBorders>
-              <w:top w:val="single" w:sz="4" w:space="0" w:color="E4DED3"/>
-              <w:left w:val="single" w:sz="4" w:space="0" w:color="E4DED3"/>
-              <w:bottom w:val="single" w:sz="4" w:space="0" w:color="E4DED3"/>
-              <w:right w:val="single" w:sz="4" w:space="0" w:color="E4DED3"/>
-            </w:tcBorders>
-            <w:shd w:val="clear" w:color="auto" w:fill="F8F4ED"/>
-          </w:tcPr>
-          <w:p>
-            <w:r>
-              <w:rPr>
-                <w:b/>
-                <w:sz w:val="18"/>
-              </w:rPr>
-              <w:t>Name</w:t>
-            </w:r>
-          </w:p>
-        </w:tc>
-        <w:tc>
-          <w:tcPr>
-            <w:tcW w:type="dxa" w:w="2093"/>
-            <w:tcBorders>
-              <w:top w:val="single" w:sz="4" w:space="0" w:color="E4DED3"/>
-              <w:left w:val="single" w:sz="4" w:space="0" w:color="E4DED3"/>
-              <w:bottom w:val="single" w:sz="4" w:space="0" w:color="E4DED3"/>
-              <w:right w:val="single" w:sz="4" w:space="0" w:color="E4DED3"/>
-            </w:tcBorders>
-            <w:shd w:val="clear" w:color="auto" w:fill="F8F4ED"/>
-          </w:tcPr>
-          <w:p>
-            <w:r>
-              <w:rPr>
-                <w:b/>
-                <w:sz w:val="18"/>
-              </w:rPr>
-              <w:t>Decision</w:t>
-            </w:r>
-          </w:p>
-        </w:tc>
-        <w:tc>
-          <w:tcPr>
-            <w:tcW w:type="dxa" w:w="2093"/>
-            <w:tcBorders>
-              <w:top w:val="single" w:sz="4" w:space="0" w:color="E4DED3"/>
-              <w:left w:val="single" w:sz="4" w:space="0" w:color="E4DED3"/>
-              <w:bottom w:val="single" w:sz="4" w:space="0" w:color="E4DED3"/>
-              <w:right w:val="single" w:sz="4" w:space="0" w:color="E4DED3"/>
-            </w:tcBorders>
-            <w:shd w:val="clear" w:color="auto" w:fill="F8F4ED"/>
-          </w:tcPr>
-          <w:p>
-            <w:r>
-              <w:rPr>
-                <w:b/>
-                <w:sz w:val="18"/>
-              </w:rPr>
-              <w:t>Date</w:t>
-            </w:r>
-          </w:p>
-        </w:tc>
-        <w:tc>
-          <w:tcPr>
-            <w:tcW w:type="dxa" w:w="2093"/>
-            <w:tcBorders>
-              <w:top w:val="single" w:sz="4" w:space="0" w:color="E4DED3"/>
-              <w:left w:val="single" w:sz="4" w:space="0" w:color="E4DED3"/>
-              <w:bottom w:val="single" w:sz="4" w:space="0" w:color="E4DED3"/>
-              <w:right w:val="single" w:sz="4" w:space="0" w:color="E4DED3"/>
-            </w:tcBorders>
-            <w:shd w:val="clear" w:color="auto" w:fill="F8F4ED"/>
-          </w:tcPr>
-          <w:p>
-            <w:r>
-              <w:rPr>
-                <w:b/>
-                <w:sz w:val="18"/>
-              </w:rPr>
-              <w:t>Signature</w:t>
-            </w:r>
-          </w:p>
-        </w:tc>
-      </w:tr>
-      <w:tr>
-        <w:tc>
-          <w:tcPr>
-            <w:tcW w:type="dxa" w:w="2093"/>
-            <w:tcBorders>
-              <w:top w:val="single" w:sz="4" w:space="0" w:color="E4DED3"/>
-              <w:left w:val="single" w:sz="4" w:space="0" w:color="E4DED3"/>
-              <w:bottom w:val="single" w:sz="4" w:space="0" w:color="E4DED3"/>
-              <w:right w:val="single" w:sz="4" w:space="0" w:color="E4DED3"/>
-            </w:tcBorders>
-          </w:tcPr>
-          <w:p>
-            <w:r>
-              <w:rPr>
-                <w:sz w:val="18"/>
-              </w:rPr>
-            </w:r>
-          </w:p>
-        </w:tc>
-        <w:tc>
-          <w:tcPr>
-            <w:tcW w:type="dxa" w:w="2093"/>
-            <w:tcBorders>
-              <w:top w:val="single" w:sz="4" w:space="0" w:color="E4DED3"/>
-              <w:left w:val="single" w:sz="4" w:space="0" w:color="E4DED3"/>
-              <w:bottom w:val="single" w:sz="4" w:space="0" w:color="E4DED3"/>
-              <w:right w:val="single" w:sz="4" w:space="0" w:color="E4DED3"/>
-            </w:tcBorders>
-          </w:tcPr>
-          <w:p>
-            <w:r>
-              <w:rPr>
-                <w:sz w:val="18"/>
-              </w:rPr>
-            </w:r>
-          </w:p>
-        </w:tc>
-        <w:tc>
-          <w:tcPr>
-            <w:tcW w:type="dxa" w:w="2093"/>
-            <w:tcBorders>
-              <w:top w:val="single" w:sz="4" w:space="0" w:color="E4DED3"/>
-              <w:left w:val="single" w:sz="4" w:space="0" w:color="E4DED3"/>
-              <w:bottom w:val="single" w:sz="4" w:space="0" w:color="E4DED3"/>
-              <w:right w:val="single" w:sz="4" w:space="0" w:color="E4DED3"/>
-            </w:tcBorders>
-          </w:tcPr>
-          <w:p>
-            <w:r>
-              <w:rPr>
-                <w:sz w:val="18"/>
-              </w:rPr>
-            </w:r>
-          </w:p>
-        </w:tc>
-        <w:tc>
-          <w:tcPr>
-            <w:tcW w:type="dxa" w:w="2093"/>
-            <w:tcBorders>
-              <w:top w:val="single" w:sz="4" w:space="0" w:color="E4DED3"/>
-              <w:left w:val="single" w:sz="4" w:space="0" w:color="E4DED3"/>
-              <w:bottom w:val="single" w:sz="4" w:space="0" w:color="E4DED3"/>
-              <w:right w:val="single" w:sz="4" w:space="0" w:color="E4DED3"/>
-            </w:tcBorders>
-          </w:tcPr>
-          <w:p>
-            <w:r>
-              <w:rPr>
-                <w:sz w:val="18"/>
-              </w:rPr>
-            </w:r>
-          </w:p>
-        </w:tc>
-        <w:tc>
-          <w:tcPr>
-            <w:tcW w:type="dxa" w:w="2093"/>
-            <w:tcBorders>
-              <w:top w:val="single" w:sz="4" w:space="0" w:color="E4DED3"/>
-              <w:left w:val="single" w:sz="4" w:space="0" w:color="E4DED3"/>
-              <w:bottom w:val="single" w:sz="4" w:space="0" w:color="E4DED3"/>
-              <w:right w:val="single" w:sz="4" w:space="0" w:color="E4DED3"/>
-            </w:tcBorders>
-          </w:tcPr>
-          <w:p>
-            <w:r>
-              <w:rPr>
-                <w:sz w:val="18"/>
-              </w:rPr>
-            </w:r>
-          </w:p>
-        </w:tc>
-      </w:tr>
-      <w:tr>
-        <w:tc>
-          <w:tcPr>
-            <w:tcW w:type="dxa" w:w="2093"/>
-            <w:tcBorders>
-              <w:top w:val="single" w:sz="4" w:space="0" w:color="E4DED3"/>
-              <w:left w:val="single" w:sz="4" w:space="0" w:color="E4DED3"/>
-              <w:bottom w:val="single" w:sz="4" w:space="0" w:color="E4DED3"/>
-              <w:right w:val="single" w:sz="4" w:space="0" w:color="E4DED3"/>
-            </w:tcBorders>
-          </w:tcPr>
-          <w:p>
-            <w:r>
-              <w:rPr>
-                <w:sz w:val="18"/>
-              </w:rPr>
-            </w:r>
-          </w:p>
-        </w:tc>
-        <w:tc>
-          <w:tcPr>
-            <w:tcW w:type="dxa" w:w="2093"/>
-            <w:tcBorders>
-              <w:top w:val="single" w:sz="4" w:space="0" w:color="E4DED3"/>
-              <w:left w:val="single" w:sz="4" w:space="0" w:color="E4DED3"/>
-              <w:bottom w:val="single" w:sz="4" w:space="0" w:color="E4DED3"/>
-              <w:right w:val="single" w:sz="4" w:space="0" w:color="E4DED3"/>
-            </w:tcBorders>
-          </w:tcPr>
-          <w:p>
-            <w:r>
-              <w:rPr>
-                <w:sz w:val="18"/>
-              </w:rPr>
-            </w:r>
-          </w:p>
-        </w:tc>
-        <w:tc>
-          <w:tcPr>
-            <w:tcW w:type="dxa" w:w="2093"/>
-            <w:tcBorders>
-              <w:top w:val="single" w:sz="4" w:space="0" w:color="E4DED3"/>
-              <w:left w:val="single" w:sz="4" w:space="0" w:color="E4DED3"/>
-              <w:bottom w:val="single" w:sz="4" w:space="0" w:color="E4DED3"/>
-              <w:right w:val="single" w:sz="4" w:space="0" w:color="E4DED3"/>
-            </w:tcBorders>
-          </w:tcPr>
-          <w:p>
-            <w:r>
-              <w:rPr>
-                <w:sz w:val="18"/>
-              </w:rPr>
-            </w:r>
-          </w:p>
-        </w:tc>
-        <w:tc>
-          <w:tcPr>
-            <w:tcW w:type="dxa" w:w="2093"/>
-            <w:tcBorders>
-              <w:top w:val="single" w:sz="4" w:space="0" w:color="E4DED3"/>
-              <w:left w:val="single" w:sz="4" w:space="0" w:color="E4DED3"/>
-              <w:bottom w:val="single" w:sz="4" w:space="0" w:color="E4DED3"/>
-              <w:right w:val="single" w:sz="4" w:space="0" w:color="E4DED3"/>
-            </w:tcBorders>
-          </w:tcPr>
-          <w:p>
-            <w:r>
-              <w:rPr>
-                <w:sz w:val="18"/>
-              </w:rPr>
-            </w:r>
-          </w:p>
-        </w:tc>
-        <w:tc>
-          <w:tcPr>
-            <w:tcW w:type="dxa" w:w="2093"/>
-            <w:tcBorders>
-              <w:top w:val="single" w:sz="4" w:space="0" w:color="E4DED3"/>
-              <w:left w:val="single" w:sz="4" w:space="0" w:color="E4DED3"/>
-              <w:bottom w:val="single" w:sz="4" w:space="0" w:color="E4DED3"/>
-              <w:right w:val="single" w:sz="4" w:space="0" w:color="E4DED3"/>
-            </w:tcBorders>
-          </w:tcPr>
-          <w:p>
-            <w:r>
-              <w:rPr>
-                <w:sz w:val="18"/>
-              </w:rPr>
-            </w:r>
-          </w:p>
-        </w:tc>
-      </w:tr>
-      <w:tr>
-        <w:tc>
-          <w:tcPr>
-            <w:tcW w:type="dxa" w:w="2093"/>
-            <w:tcBorders>
-              <w:top w:val="single" w:sz="4" w:space="0" w:color="E4DED3"/>
-              <w:left w:val="single" w:sz="4" w:space="0" w:color="E4DED3"/>
-              <w:bottom w:val="single" w:sz="4" w:space="0" w:color="E4DED3"/>
-              <w:right w:val="single" w:sz="4" w:space="0" w:color="E4DED3"/>
-            </w:tcBorders>
-          </w:tcPr>
-          <w:p>
-            <w:r>
-              <w:rPr>
-                <w:sz w:val="18"/>
-              </w:rPr>
-            </w:r>
-          </w:p>
-        </w:tc>
-        <w:tc>
-          <w:tcPr>
-            <w:tcW w:type="dxa" w:w="2093"/>
-            <w:tcBorders>
-              <w:top w:val="single" w:sz="4" w:space="0" w:color="E4DED3"/>
-              <w:left w:val="single" w:sz="4" w:space="0" w:color="E4DED3"/>
-              <w:bottom w:val="single" w:sz="4" w:space="0" w:color="E4DED3"/>
-              <w:right w:val="single" w:sz="4" w:space="0" w:color="E4DED3"/>
-            </w:tcBorders>
-          </w:tcPr>
-          <w:p>
-            <w:r>
-              <w:rPr>
-                <w:sz w:val="18"/>
-              </w:rPr>
-            </w:r>
-          </w:p>
-        </w:tc>
-        <w:tc>
-          <w:tcPr>
-            <w:tcW w:type="dxa" w:w="2093"/>
-            <w:tcBorders>
-              <w:top w:val="single" w:sz="4" w:space="0" w:color="E4DED3"/>
-              <w:left w:val="single" w:sz="4" w:space="0" w:color="E4DED3"/>
-              <w:bottom w:val="single" w:sz="4" w:space="0" w:color="E4DED3"/>
-              <w:right w:val="single" w:sz="4" w:space="0" w:color="E4DED3"/>
-            </w:tcBorders>
-          </w:tcPr>
-          <w:p>
-            <w:r>
-              <w:rPr>
-                <w:sz w:val="18"/>
-              </w:rPr>
-            </w:r>
-          </w:p>
-        </w:tc>
-        <w:tc>
-          <w:tcPr>
-            <w:tcW w:type="dxa" w:w="2093"/>
-            <w:tcBorders>
-              <w:top w:val="single" w:sz="4" w:space="0" w:color="E4DED3"/>
-              <w:left w:val="single" w:sz="4" w:space="0" w:color="E4DED3"/>
-              <w:bottom w:val="single" w:sz="4" w:space="0" w:color="E4DED3"/>
-              <w:right w:val="single" w:sz="4" w:space="0" w:color="E4DED3"/>
-            </w:tcBorders>
-          </w:tcPr>
-          <w:p>
-            <w:r>
-              <w:rPr>
-                <w:sz w:val="18"/>
-              </w:rPr>
-            </w:r>
-          </w:p>
-        </w:tc>
-        <w:tc>
-          <w:tcPr>
-            <w:tcW w:type="dxa" w:w="2093"/>
-            <w:tcBorders>
-              <w:top w:val="single" w:sz="4" w:space="0" w:color="E4DED3"/>
-              <w:left w:val="single" w:sz="4" w:space="0" w:color="E4DED3"/>
-              <w:bottom w:val="single" w:sz="4" w:space="0" w:color="E4DED3"/>
-              <w:right w:val="single" w:sz="4" w:space="0" w:color="E4DED3"/>
-            </w:tcBorders>
-          </w:tcPr>
-          <w:p>
-            <w:r>
-              <w:rPr>
-                <w:sz w:val="18"/>
-              </w:rPr>
-            </w:r>
-          </w:p>
-        </w:tc>
-      </w:tr>
-    </w:tbl>
-    <w:p/>
-    <w:p>
-      <w:pPr>
-        <w:spacing w:before="200" w:after="0"/>
-      </w:pPr>
-      <w:r>
-        <w:rPr>
-          <w:b/>
-          <w:color w:val="1F5A5C"/>
-          <w:sz w:val="16"/>
-        </w:rPr>
-        <w:t>TASK 29</w:t>
       </w:r>
     </w:p>
     <w:p>

--- a/S1-CL1-Cloud-Design-Build/assessments/AT3/AT3-High-Availability-Student.docx
+++ b/S1-CL1-Cloud-Design-Build/assessments/AT3/AT3-High-Availability-Student.docx
@@ -12468,7 +12468,7 @@
           <w:b w:val="0"/>
           <w:sz w:val="21"/>
         </w:rPr>
-        <w:t>Work out the availability percentage across the window and show your calculation.</w:t>
+        <w:t>Write one or two sentences reading the graph: whether the service stayed up, and what any dips were. A dip in one zone is not an outage if the other kept serving.</w:t>
       </w:r>
     </w:p>
     <w:p>
@@ -12488,7 +12488,7 @@
           <w:b w:val="0"/>
           <w:sz w:val="21"/>
         </w:rPr>
-        <w:t>State one limitation of how you measured it.</w:t>
+        <w:t>Note the time range on the capture, so the period it covers is unambiguous.</w:t>
       </w:r>
     </w:p>
     <w:p/>
@@ -12549,7 +12549,7 @@
                 <w:color w:val="6B6660"/>
                 <w:sz w:val="19"/>
               </w:rPr>
-              <w:t>the metric graph across your window, with the calculation you made from it.</w:t>
+              <w:t>the metric graph across the whole window, both zones of the current target group, with the time range visible.</w:t>
             </w:r>
           </w:p>
         </w:tc>

--- a/S1-CL1-Cloud-Design-Build/assessments/AT3/AT3-High-Availability-Student.docx
+++ b/S1-CL1-Cloud-Design-Build/assessments/AT3/AT3-High-Availability-Student.docx
@@ -1590,7 +1590,7 @@
             <w:color w:val="0563C1"/>
             <w:u w:val="single"/>
           </w:rPr>
-          <w:t>LMS Application Specification — the workload the availability targets are set against</w:t>
+          <w:t>LMS Application Specification (AWS-Hosted) — the workload the availability targets are set against</w:t>
         </w:r>
       </w:hyperlink>
     </w:p>
@@ -2317,7 +2317,7 @@
           <w:i w:val="0"/>
           <w:sz w:val="21"/>
         </w:rPr>
-        <w:t>Before you design anything, establish what the design is held to. Read the LMS Cloud Migration Requirements and the LMS Application Specification, and record the availability, recovery and service-level targets the HA design must achieve. Name the document each figure came from.</w:t>
+        <w:t>Before you design anything, establish what the design is held to. Read the LMS Cloud Migration Requirements and the LMS Application Specification (AWS-Hosted), and record the availability, recovery and service-level targets the HA design must achieve. Name the document each figure came from.</w:t>
       </w:r>
     </w:p>
     <w:p>
@@ -2373,7 +2373,7 @@
             <w:color w:val="0563C1"/>
             <w:u w:val="single"/>
           </w:rPr>
-          <w:t>LMS Application Specification — the workload those targets are set against: who uses it, how many at once, and when</w:t>
+          <w:t>LMS Application Specification (AWS-Hosted) — the workload those targets are set against: who uses it, how many at once, and when</w:t>
         </w:r>
       </w:hyperlink>
     </w:p>
@@ -4170,7 +4170,7 @@
             <w:color w:val="0563C1"/>
             <w:u w:val="single"/>
           </w:rPr>
-          <w:t>LMS Application Specification — the load each tier carries, which is what tells you whether growth means more of them or bigger ones</w:t>
+          <w:t>LMS Application Specification (AWS-Hosted) — the load each tier carries, which is what tells you whether growth means more of them or bigger ones</w:t>
         </w:r>
       </w:hyperlink>
     </w:p>
@@ -4545,6 +4545,28 @@
             <w:u w:val="single"/>
           </w:rPr>
           <w:t>LMS Migration Role Brief — who Sam Walker is and what they are accountable for. You are writing this summary for them</w:t>
+        </w:r>
+      </w:hyperlink>
+    </w:p>
+    <w:p>
+      <w:pPr>
+        <w:spacing w:after="60"/>
+        <w:ind w:left="340"/>
+      </w:pPr>
+      <w:r>
+        <w:rPr>
+          <w:sz w:val="19"/>
+        </w:rPr>
+        <w:t xml:space="preserve">•  </w:t>
+      </w:r>
+      <w:hyperlink r:id="rId18">
+        <w:r>
+          <w:rPr>
+            <w:sz w:val="19"/>
+            <w:color w:val="0563C1"/>
+            <w:u w:val="single"/>
+          </w:rPr>
+          <w:t>LMS Cloud Migration Requirements — the targets the gap you are summarising is measured against</w:t>
         </w:r>
       </w:hyperlink>
     </w:p>
@@ -5025,7 +5047,7 @@
             <w:color w:val="0563C1"/>
             <w:u w:val="single"/>
           </w:rPr>
-          <w:t>LMS Application Specification — the concurrent-user load and the peak periods your capacity numbers have to carry</w:t>
+          <w:t>LMS Application Specification (AWS-Hosted) — the concurrent-user load and the peak periods your capacity numbers have to carry</w:t>
         </w:r>
       </w:hyperlink>
     </w:p>
